--- a/과제제출물/00_과제보고서(상세본)_바이브코딩교육용앱개발.docx
+++ b/과제제출물/00_과제보고서(상세본)_바이브코딩교육용앱개발.docx
@@ -811,7 +811,7 @@
     <w:sdt>
       <w:sdtPr>
         <w:alias w:val="목차"/>
-        <w:id w:val="-199553856"/>
+        <w:id w:val="448123239"/>
       </w:sdtPr>
       <w:sdtEndPr/>
       <w:sdtContent>
@@ -839,7 +839,7 @@
           <w:r>
             <w:fldChar w:fldCharType="separate"/>
           </w:r>
-          <w:hyperlink w:anchor="_Toc244050158" w:history="1">
+          <w:hyperlink w:anchor="_Toc244052446" w:history="1">
             <w:r>
               <w:rPr>
                 <w:rStyle w:val="a5"/>
@@ -863,7 +863,7 @@
               <w:rPr>
                 <w:noProof/>
               </w:rPr>
-              <w:instrText xml:space="preserve"> PAGEREF _Toc244050158 \h </w:instrText>
+              <w:instrText xml:space="preserve"> PAGEREF _Toc244052446 \h </w:instrText>
             </w:r>
             <w:r>
               <w:rPr>
@@ -905,7 +905,7 @@
               <w14:ligatures w14:val="standardContextual"/>
             </w:rPr>
           </w:pPr>
-          <w:hyperlink w:anchor="_Toc244050159" w:history="1">
+          <w:hyperlink w:anchor="_Toc244052447" w:history="1">
             <w:r>
               <w:rPr>
                 <w:rStyle w:val="a5"/>
@@ -929,7 +929,7 @@
               <w:rPr>
                 <w:noProof/>
               </w:rPr>
-              <w:instrText xml:space="preserve"> PAGEREF _Toc244050159 \h </w:instrText>
+              <w:instrText xml:space="preserve"> PAGEREF _Toc244052447 \h </w:instrText>
             </w:r>
             <w:r>
               <w:rPr>
@@ -972,7 +972,7 @@
               <w14:ligatures w14:val="standardContextual"/>
             </w:rPr>
           </w:pPr>
-          <w:hyperlink w:anchor="_Toc244050160" w:history="1">
+          <w:hyperlink w:anchor="_Toc244052448" w:history="1">
             <w:r>
               <w:rPr>
                 <w:rStyle w:val="a5"/>
@@ -996,7 +996,7 @@
               <w:rPr>
                 <w:noProof/>
               </w:rPr>
-              <w:instrText xml:space="preserve"> PAGEREF _Toc244050160 \h </w:instrText>
+              <w:instrText xml:space="preserve"> PAGEREF _Toc244052448 \h </w:instrText>
             </w:r>
             <w:r>
               <w:rPr>
@@ -1039,7 +1039,7 @@
               <w14:ligatures w14:val="standardContextual"/>
             </w:rPr>
           </w:pPr>
-          <w:hyperlink w:anchor="_Toc244050161" w:history="1">
+          <w:hyperlink w:anchor="_Toc244052449" w:history="1">
             <w:r>
               <w:rPr>
                 <w:rStyle w:val="a5"/>
@@ -1063,7 +1063,7 @@
               <w:rPr>
                 <w:noProof/>
               </w:rPr>
-              <w:instrText xml:space="preserve"> PAGEREF _Toc244050161 \h </w:instrText>
+              <w:instrText xml:space="preserve"> PAGEREF _Toc244052449 \h </w:instrText>
             </w:r>
             <w:r>
               <w:rPr>
@@ -1106,7 +1106,7 @@
               <w14:ligatures w14:val="standardContextual"/>
             </w:rPr>
           </w:pPr>
-          <w:hyperlink w:anchor="_Toc244050162" w:history="1">
+          <w:hyperlink w:anchor="_Toc244052450" w:history="1">
             <w:r>
               <w:rPr>
                 <w:rStyle w:val="a5"/>
@@ -1130,7 +1130,7 @@
               <w:rPr>
                 <w:noProof/>
               </w:rPr>
-              <w:instrText xml:space="preserve"> PAGEREF _Toc244050162 \h </w:instrText>
+              <w:instrText xml:space="preserve"> PAGEREF _Toc244052450 \h </w:instrText>
             </w:r>
             <w:r>
               <w:rPr>
@@ -1173,7 +1173,7 @@
               <w14:ligatures w14:val="standardContextual"/>
             </w:rPr>
           </w:pPr>
-          <w:hyperlink w:anchor="_Toc244050163" w:history="1">
+          <w:hyperlink w:anchor="_Toc244052451" w:history="1">
             <w:r>
               <w:rPr>
                 <w:rStyle w:val="a5"/>
@@ -1197,7 +1197,7 @@
               <w:rPr>
                 <w:noProof/>
               </w:rPr>
-              <w:instrText xml:space="preserve"> PAGEREF _Toc244050163 \h </w:instrText>
+              <w:instrText xml:space="preserve"> PAGEREF _Toc244052451 \h </w:instrText>
             </w:r>
             <w:r>
               <w:rPr>
@@ -1240,7 +1240,7 @@
               <w14:ligatures w14:val="standardContextual"/>
             </w:rPr>
           </w:pPr>
-          <w:hyperlink w:anchor="_Toc244050164" w:history="1">
+          <w:hyperlink w:anchor="_Toc244052452" w:history="1">
             <w:r>
               <w:rPr>
                 <w:rStyle w:val="a5"/>
@@ -1264,7 +1264,7 @@
               <w:rPr>
                 <w:noProof/>
               </w:rPr>
-              <w:instrText xml:space="preserve"> PAGEREF _Toc244050164 \h </w:instrText>
+              <w:instrText xml:space="preserve"> PAGEREF _Toc244052452 \h </w:instrText>
             </w:r>
             <w:r>
               <w:rPr>
@@ -1306,7 +1306,7 @@
               <w14:ligatures w14:val="standardContextual"/>
             </w:rPr>
           </w:pPr>
-          <w:hyperlink w:anchor="_Toc244050165" w:history="1">
+          <w:hyperlink w:anchor="_Toc244052453" w:history="1">
             <w:r>
               <w:rPr>
                 <w:rStyle w:val="a5"/>
@@ -1330,7 +1330,7 @@
               <w:rPr>
                 <w:noProof/>
               </w:rPr>
-              <w:instrText xml:space="preserve"> PAGEREF _Toc244050165 \h </w:instrText>
+              <w:instrText xml:space="preserve"> PAGEREF _Toc244052453 \h </w:instrText>
             </w:r>
             <w:r>
               <w:rPr>
@@ -1372,7 +1372,7 @@
               <w14:ligatures w14:val="standardContextual"/>
             </w:rPr>
           </w:pPr>
-          <w:hyperlink w:anchor="_Toc244050166" w:history="1">
+          <w:hyperlink w:anchor="_Toc244052454" w:history="1">
             <w:r>
               <w:rPr>
                 <w:rStyle w:val="a5"/>
@@ -1396,7 +1396,7 @@
               <w:rPr>
                 <w:noProof/>
               </w:rPr>
-              <w:instrText xml:space="preserve"> PAGEREF _Toc244050166 \h </w:instrText>
+              <w:instrText xml:space="preserve"> PAGEREF _Toc244052454 \h </w:instrText>
             </w:r>
             <w:r>
               <w:rPr>
@@ -1439,7 +1439,7 @@
               <w14:ligatures w14:val="standardContextual"/>
             </w:rPr>
           </w:pPr>
-          <w:hyperlink w:anchor="_Toc244050167" w:history="1">
+          <w:hyperlink w:anchor="_Toc244052455" w:history="1">
             <w:r>
               <w:rPr>
                 <w:rStyle w:val="a5"/>
@@ -1463,7 +1463,7 @@
               <w:rPr>
                 <w:noProof/>
               </w:rPr>
-              <w:instrText xml:space="preserve"> PAGEREF _Toc244050167 \h </w:instrText>
+              <w:instrText xml:space="preserve"> PAGEREF _Toc244052455 \h </w:instrText>
             </w:r>
             <w:r>
               <w:rPr>
@@ -1506,7 +1506,7 @@
               <w14:ligatures w14:val="standardContextual"/>
             </w:rPr>
           </w:pPr>
-          <w:hyperlink w:anchor="_Toc244050168" w:history="1">
+          <w:hyperlink w:anchor="_Toc244052456" w:history="1">
             <w:r>
               <w:rPr>
                 <w:rStyle w:val="a5"/>
@@ -1530,7 +1530,7 @@
               <w:rPr>
                 <w:noProof/>
               </w:rPr>
-              <w:instrText xml:space="preserve"> PAGEREF _Toc244050168 \h </w:instrText>
+              <w:instrText xml:space="preserve"> PAGEREF _Toc244052456 \h </w:instrText>
             </w:r>
             <w:r>
               <w:rPr>
@@ -1573,7 +1573,7 @@
               <w14:ligatures w14:val="standardContextual"/>
             </w:rPr>
           </w:pPr>
-          <w:hyperlink w:anchor="_Toc244050169" w:history="1">
+          <w:hyperlink w:anchor="_Toc244052457" w:history="1">
             <w:r>
               <w:rPr>
                 <w:rStyle w:val="a5"/>
@@ -1597,7 +1597,7 @@
               <w:rPr>
                 <w:noProof/>
               </w:rPr>
-              <w:instrText xml:space="preserve"> PAGEREF _Toc244050169 \h </w:instrText>
+              <w:instrText xml:space="preserve"> PAGEREF _Toc244052457 \h </w:instrText>
             </w:r>
             <w:r>
               <w:rPr>
@@ -1640,7 +1640,7 @@
               <w14:ligatures w14:val="standardContextual"/>
             </w:rPr>
           </w:pPr>
-          <w:hyperlink w:anchor="_Toc244050170" w:history="1">
+          <w:hyperlink w:anchor="_Toc244052458" w:history="1">
             <w:r>
               <w:rPr>
                 <w:rStyle w:val="a5"/>
@@ -1664,7 +1664,7 @@
               <w:rPr>
                 <w:noProof/>
               </w:rPr>
-              <w:instrText xml:space="preserve"> PAGEREF _Toc244050170 \h </w:instrText>
+              <w:instrText xml:space="preserve"> PAGEREF _Toc244052458 \h </w:instrText>
             </w:r>
             <w:r>
               <w:rPr>
@@ -1707,7 +1707,7 @@
               <w14:ligatures w14:val="standardContextual"/>
             </w:rPr>
           </w:pPr>
-          <w:hyperlink w:anchor="_Toc244050171" w:history="1">
+          <w:hyperlink w:anchor="_Toc244052459" w:history="1">
             <w:r>
               <w:rPr>
                 <w:rStyle w:val="a5"/>
@@ -1731,7 +1731,7 @@
               <w:rPr>
                 <w:noProof/>
               </w:rPr>
-              <w:instrText xml:space="preserve"> PAGEREF _Toc244050171 \h </w:instrText>
+              <w:instrText xml:space="preserve"> PAGEREF _Toc244052459 \h </w:instrText>
             </w:r>
             <w:r>
               <w:rPr>
@@ -1773,7 +1773,7 @@
               <w14:ligatures w14:val="standardContextual"/>
             </w:rPr>
           </w:pPr>
-          <w:hyperlink w:anchor="_Toc244050172" w:history="1">
+          <w:hyperlink w:anchor="_Toc244052460" w:history="1">
             <w:r>
               <w:rPr>
                 <w:rStyle w:val="a5"/>
@@ -1797,7 +1797,7 @@
               <w:rPr>
                 <w:noProof/>
               </w:rPr>
-              <w:instrText xml:space="preserve"> PAGEREF _Toc244050172 \h </w:instrText>
+              <w:instrText xml:space="preserve"> PAGEREF _Toc244052460 \h </w:instrText>
             </w:r>
             <w:r>
               <w:rPr>
@@ -1839,7 +1839,7 @@
               <w14:ligatures w14:val="standardContextual"/>
             </w:rPr>
           </w:pPr>
-          <w:hyperlink w:anchor="_Toc244050173" w:history="1">
+          <w:hyperlink w:anchor="_Toc244052461" w:history="1">
             <w:r>
               <w:rPr>
                 <w:rStyle w:val="a5"/>
@@ -1863,7 +1863,7 @@
               <w:rPr>
                 <w:noProof/>
               </w:rPr>
-              <w:instrText xml:space="preserve"> PAGEREF _Toc244050173 \h </w:instrText>
+              <w:instrText xml:space="preserve"> PAGEREF _Toc244052461 \h </w:instrText>
             </w:r>
             <w:r>
               <w:rPr>
@@ -1905,7 +1905,7 @@
               <w14:ligatures w14:val="standardContextual"/>
             </w:rPr>
           </w:pPr>
-          <w:hyperlink w:anchor="_Toc244050174" w:history="1">
+          <w:hyperlink w:anchor="_Toc244052462" w:history="1">
             <w:r>
               <w:rPr>
                 <w:rStyle w:val="a5"/>
@@ -1929,7 +1929,7 @@
               <w:rPr>
                 <w:noProof/>
               </w:rPr>
-              <w:instrText xml:space="preserve"> PAGEREF _Toc244050174 \h </w:instrText>
+              <w:instrText xml:space="preserve"> PAGEREF _Toc244052462 \h </w:instrText>
             </w:r>
             <w:r>
               <w:rPr>
@@ -1971,7 +1971,7 @@
               <w14:ligatures w14:val="standardContextual"/>
             </w:rPr>
           </w:pPr>
-          <w:hyperlink w:anchor="_Toc244050175" w:history="1">
+          <w:hyperlink w:anchor="_Toc244052463" w:history="1">
             <w:r>
               <w:rPr>
                 <w:rStyle w:val="a5"/>
@@ -1995,7 +1995,7 @@
               <w:rPr>
                 <w:noProof/>
               </w:rPr>
-              <w:instrText xml:space="preserve"> PAGEREF _Toc244050175 \h </w:instrText>
+              <w:instrText xml:space="preserve"> PAGEREF _Toc244052463 \h </w:instrText>
             </w:r>
             <w:r>
               <w:rPr>
@@ -2037,7 +2037,7 @@
               <w14:ligatures w14:val="standardContextual"/>
             </w:rPr>
           </w:pPr>
-          <w:hyperlink w:anchor="_Toc244050176" w:history="1">
+          <w:hyperlink w:anchor="_Toc244052464" w:history="1">
             <w:r>
               <w:rPr>
                 <w:rStyle w:val="a5"/>
@@ -2061,7 +2061,7 @@
               <w:rPr>
                 <w:noProof/>
               </w:rPr>
-              <w:instrText xml:space="preserve"> PAGEREF _Toc244050176 \h </w:instrText>
+              <w:instrText xml:space="preserve"> PAGEREF _Toc244052464 \h </w:instrText>
             </w:r>
             <w:r>
               <w:rPr>
@@ -2103,7 +2103,7 @@
               <w14:ligatures w14:val="standardContextual"/>
             </w:rPr>
           </w:pPr>
-          <w:hyperlink w:anchor="_Toc244050177" w:history="1">
+          <w:hyperlink w:anchor="_Toc244052465" w:history="1">
             <w:r>
               <w:rPr>
                 <w:rStyle w:val="a5"/>
@@ -2127,7 +2127,7 @@
               <w:rPr>
                 <w:noProof/>
               </w:rPr>
-              <w:instrText xml:space="preserve"> PAGEREF _Toc244050177 \h </w:instrText>
+              <w:instrText xml:space="preserve"> PAGEREF _Toc244052465 \h </w:instrText>
             </w:r>
             <w:r>
               <w:rPr>
@@ -2169,7 +2169,7 @@
               <w14:ligatures w14:val="standardContextual"/>
             </w:rPr>
           </w:pPr>
-          <w:hyperlink w:anchor="_Toc244050178" w:history="1">
+          <w:hyperlink w:anchor="_Toc244052466" w:history="1">
             <w:r>
               <w:rPr>
                 <w:rStyle w:val="a5"/>
@@ -2193,7 +2193,7 @@
               <w:rPr>
                 <w:noProof/>
               </w:rPr>
-              <w:instrText xml:space="preserve"> PAGEREF _Toc244050178 \h </w:instrText>
+              <w:instrText xml:space="preserve"> PAGEREF _Toc244052466 \h </w:instrText>
             </w:r>
             <w:r>
               <w:rPr>
@@ -2236,7 +2236,7 @@
       <w:pPr>
         <w:pStyle w:val="1"/>
       </w:pPr>
-      <w:bookmarkStart w:id="0" w:name="_Toc244050158"/>
+      <w:bookmarkStart w:id="0" w:name="_Toc244052446"/>
       <w:r>
         <w:lastRenderedPageBreak/>
         <w:t xml:space="preserve">1. </w:t>
@@ -4527,8 +4527,9 @@
       <w:pPr>
         <w:pStyle w:val="1"/>
       </w:pPr>
-      <w:bookmarkStart w:id="1" w:name="_Toc244050159"/>
-      <w:r>
+      <w:bookmarkStart w:id="1" w:name="_Toc244052447"/>
+      <w:r>
+        <w:lastRenderedPageBreak/>
         <w:t xml:space="preserve">2. </w:t>
       </w:r>
       <w:r>
@@ -4577,7 +4578,7 @@
         <w:t xml:space="preserve"> </w:t>
       </w:r>
       <w:r>
-        <w:t>「가온초등학교</w:t>
+        <w:t>「경인초등학교</w:t>
       </w:r>
       <w:r>
         <w:t xml:space="preserve"> 5</w:t>
@@ -6194,7 +6195,7 @@
       <w:pPr>
         <w:pStyle w:val="2"/>
       </w:pPr>
-      <w:bookmarkStart w:id="2" w:name="_Toc244050160"/>
+      <w:bookmarkStart w:id="2" w:name="_Toc244052448"/>
       <w:r>
         <w:t xml:space="preserve">2.1 </w:t>
       </w:r>
@@ -6231,8 +6232,9 @@
         <w:rPr>
           <w:noProof/>
         </w:rPr>
+        <w:lastRenderedPageBreak/>
         <w:drawing>
-          <wp:inline distT="0" distB="0" distL="0" distR="0" wp14:anchorId="331B92F8" wp14:editId="43E20252">
+          <wp:inline distT="0" distB="0" distL="0" distR="0" wp14:anchorId="69C9DBCE" wp14:editId="00024E46">
             <wp:extent cx="3209925" cy="2695575"/>
             <wp:effectExtent l="0" t="0" r="0" b="0"/>
             <wp:docPr id="1" name="그림 1"/>
@@ -8047,7 +8049,11 @@
         <w:t xml:space="preserve">, </w:t>
       </w:r>
       <w:r>
-        <w:t>단일</w:t>
+        <w:t>단</w:t>
+      </w:r>
+      <w:r>
+        <w:lastRenderedPageBreak/>
+        <w:t>일</w:t>
       </w:r>
       <w:r>
         <w:t xml:space="preserve"> </w:t>
@@ -8620,7 +8626,7 @@
       <w:pPr>
         <w:pStyle w:val="2"/>
       </w:pPr>
-      <w:bookmarkStart w:id="3" w:name="_Toc244050161"/>
+      <w:bookmarkStart w:id="3" w:name="_Toc244052449"/>
       <w:r>
         <w:t xml:space="preserve">2.2 </w:t>
       </w:r>
@@ -8652,10 +8658,10 @@
           <w:noProof/>
         </w:rPr>
         <w:drawing>
-          <wp:inline distT="0" distB="0" distL="0" distR="0" wp14:anchorId="507FCF8A" wp14:editId="5249D379">
+          <wp:inline distT="0" distB="0" distL="0" distR="0" wp14:anchorId="73817E23" wp14:editId="49D0F316">
             <wp:extent cx="2667000" cy="1666875"/>
             <wp:effectExtent l="0" t="0" r="0" b="0"/>
-            <wp:docPr id="1641410710" name="그림 1641410710"/>
+            <wp:docPr id="196644573" name="그림 196644573"/>
             <wp:cNvGraphicFramePr>
               <a:graphicFrameLocks xmlns:a="http://schemas.openxmlformats.org/drawingml/2006/main" noChangeAspect="1"/>
             </wp:cNvGraphicFramePr>
@@ -10427,7 +10433,7 @@
       <w:pPr>
         <w:pStyle w:val="2"/>
       </w:pPr>
-      <w:bookmarkStart w:id="4" w:name="_Toc244050162"/>
+      <w:bookmarkStart w:id="4" w:name="_Toc244052450"/>
       <w:r>
         <w:t xml:space="preserve">2.3 </w:t>
       </w:r>
@@ -10471,10 +10477,10 @@
           <w:noProof/>
         </w:rPr>
         <w:drawing>
-          <wp:inline distT="0" distB="0" distL="0" distR="0" wp14:anchorId="7542A9D6" wp14:editId="197A71A1">
+          <wp:inline distT="0" distB="0" distL="0" distR="0" wp14:anchorId="700A69AE" wp14:editId="5A853E7B">
             <wp:extent cx="2667000" cy="1876425"/>
             <wp:effectExtent l="0" t="0" r="0" b="0"/>
-            <wp:docPr id="276484432" name="그림 276484432"/>
+            <wp:docPr id="1007606760" name="그림 1007606760"/>
             <wp:cNvGraphicFramePr>
               <a:graphicFrameLocks xmlns:a="http://schemas.openxmlformats.org/drawingml/2006/main" noChangeAspect="1"/>
             </wp:cNvGraphicFramePr>
@@ -12372,7 +12378,7 @@
       <w:pPr>
         <w:pStyle w:val="2"/>
       </w:pPr>
-      <w:bookmarkStart w:id="5" w:name="_Toc244050163"/>
+      <w:bookmarkStart w:id="5" w:name="_Toc244052451"/>
       <w:r>
         <w:t xml:space="preserve">2.4 </w:t>
       </w:r>
@@ -12416,10 +12422,10 @@
           <w:noProof/>
         </w:rPr>
         <w:drawing>
-          <wp:inline distT="0" distB="0" distL="0" distR="0" wp14:anchorId="0965DCC6" wp14:editId="23D33CA6">
+          <wp:inline distT="0" distB="0" distL="0" distR="0" wp14:anchorId="44BAE1B4" wp14:editId="50719B3E">
             <wp:extent cx="2667000" cy="2095500"/>
             <wp:effectExtent l="0" t="0" r="0" b="0"/>
-            <wp:docPr id="1462405261" name="그림 1462405261"/>
+            <wp:docPr id="693428126" name="그림 693428126"/>
             <wp:cNvGraphicFramePr>
               <a:graphicFrameLocks xmlns:a="http://schemas.openxmlformats.org/drawingml/2006/main" noChangeAspect="1"/>
             </wp:cNvGraphicFramePr>
@@ -14321,7 +14327,7 @@
       <w:pPr>
         <w:pStyle w:val="2"/>
       </w:pPr>
-      <w:bookmarkStart w:id="6" w:name="_Toc244050164"/>
+      <w:bookmarkStart w:id="6" w:name="_Toc244052452"/>
       <w:r>
         <w:t xml:space="preserve">2.5 </w:t>
       </w:r>
@@ -14359,10 +14365,10 @@
           <w:noProof/>
         </w:rPr>
         <w:drawing>
-          <wp:inline distT="0" distB="0" distL="0" distR="0" wp14:anchorId="79CA5FED" wp14:editId="63CF0D11">
+          <wp:inline distT="0" distB="0" distL="0" distR="0" wp14:anchorId="315D8619" wp14:editId="6BEE2820">
             <wp:extent cx="2667000" cy="1666875"/>
             <wp:effectExtent l="0" t="0" r="0" b="0"/>
-            <wp:docPr id="1369763835" name="그림 1369763835"/>
+            <wp:docPr id="554249152" name="그림 554249152"/>
             <wp:cNvGraphicFramePr>
               <a:graphicFrameLocks xmlns:a="http://schemas.openxmlformats.org/drawingml/2006/main" noChangeAspect="1"/>
             </wp:cNvGraphicFramePr>
@@ -16248,7 +16254,7 @@
       <w:pPr>
         <w:pStyle w:val="1"/>
       </w:pPr>
-      <w:bookmarkStart w:id="7" w:name="_Toc244050165"/>
+      <w:bookmarkStart w:id="7" w:name="_Toc244052453"/>
       <w:r>
         <w:t xml:space="preserve">3. </w:t>
       </w:r>
@@ -18239,7 +18245,7 @@
         <w:t xml:space="preserve"> </w:t>
       </w:r>
       <w:r>
-        <w:t>가온초등학교</w:t>
+        <w:t>경인초등학교</w:t>
       </w:r>
       <w:r>
         <w:t xml:space="preserve"> 5</w:t>
@@ -18699,7 +18705,7 @@
       <w:pPr>
         <w:pStyle w:val="1"/>
       </w:pPr>
-      <w:bookmarkStart w:id="8" w:name="_Toc244050166"/>
+      <w:bookmarkStart w:id="8" w:name="_Toc244052454"/>
       <w:r>
         <w:t xml:space="preserve">4. </w:t>
       </w:r>
@@ -18897,7 +18903,7 @@
       <w:pPr>
         <w:pStyle w:val="2"/>
       </w:pPr>
-      <w:bookmarkStart w:id="9" w:name="_Toc244050167"/>
+      <w:bookmarkStart w:id="9" w:name="_Toc244052455"/>
       <w:r>
         <w:t xml:space="preserve">4.1 </w:t>
       </w:r>
@@ -21732,7 +21738,7 @@
       <w:pPr>
         <w:pStyle w:val="2"/>
       </w:pPr>
-      <w:bookmarkStart w:id="10" w:name="_Toc244050168"/>
+      <w:bookmarkStart w:id="10" w:name="_Toc244052456"/>
       <w:r>
         <w:t xml:space="preserve">4.2 </w:t>
       </w:r>
@@ -23357,7 +23363,7 @@
       <w:pPr>
         <w:pStyle w:val="2"/>
       </w:pPr>
-      <w:bookmarkStart w:id="11" w:name="_Toc244050169"/>
+      <w:bookmarkStart w:id="11" w:name="_Toc244052457"/>
       <w:r>
         <w:t xml:space="preserve">4.3 </w:t>
       </w:r>
@@ -24675,7 +24681,7 @@
       <w:pPr>
         <w:pStyle w:val="2"/>
       </w:pPr>
-      <w:bookmarkStart w:id="12" w:name="_Toc244050170"/>
+      <w:bookmarkStart w:id="12" w:name="_Toc244052458"/>
       <w:r>
         <w:t xml:space="preserve">4.4 </w:t>
       </w:r>
@@ -26067,7 +26073,7 @@
       <w:pPr>
         <w:pStyle w:val="2"/>
       </w:pPr>
-      <w:bookmarkStart w:id="13" w:name="_Toc244050171"/>
+      <w:bookmarkStart w:id="13" w:name="_Toc244052459"/>
       <w:r>
         <w:t xml:space="preserve">4.5 </w:t>
       </w:r>
@@ -27810,7 +27816,7 @@
       <w:pPr>
         <w:pStyle w:val="1"/>
       </w:pPr>
-      <w:bookmarkStart w:id="14" w:name="_Toc244050172"/>
+      <w:bookmarkStart w:id="14" w:name="_Toc244052460"/>
       <w:r>
         <w:t xml:space="preserve">5. </w:t>
       </w:r>
@@ -32235,7 +32241,7 @@
       <w:pPr>
         <w:pStyle w:val="1"/>
       </w:pPr>
-      <w:bookmarkStart w:id="15" w:name="_Toc244050173"/>
+      <w:bookmarkStart w:id="15" w:name="_Toc244052461"/>
       <w:r>
         <w:t xml:space="preserve">6. </w:t>
       </w:r>
@@ -34077,7 +34083,7 @@
       <w:pPr>
         <w:pStyle w:val="1"/>
       </w:pPr>
-      <w:bookmarkStart w:id="16" w:name="_Toc244050174"/>
+      <w:bookmarkStart w:id="16" w:name="_Toc244052462"/>
       <w:r>
         <w:t xml:space="preserve">7. </w:t>
       </w:r>
@@ -35464,7 +35470,7 @@
       <w:pPr>
         <w:pStyle w:val="1"/>
       </w:pPr>
-      <w:bookmarkStart w:id="17" w:name="_Toc244050175"/>
+      <w:bookmarkStart w:id="17" w:name="_Toc244052463"/>
       <w:r>
         <w:t xml:space="preserve">8. </w:t>
       </w:r>
@@ -37032,7 +37038,7 @@
       <w:pPr>
         <w:pStyle w:val="1"/>
       </w:pPr>
-      <w:bookmarkStart w:id="18" w:name="_Toc244050176"/>
+      <w:bookmarkStart w:id="18" w:name="_Toc244052464"/>
       <w:r>
         <w:t>부록</w:t>
       </w:r>
@@ -38216,7 +38222,7 @@
       <w:pPr>
         <w:pStyle w:val="1"/>
       </w:pPr>
-      <w:bookmarkStart w:id="19" w:name="_Toc244050177"/>
+      <w:bookmarkStart w:id="19" w:name="_Toc244052465"/>
       <w:r>
         <w:t>부록</w:t>
       </w:r>
@@ -38621,7 +38627,7 @@
         <w:t>(</w:t>
       </w:r>
       <w:r>
-        <w:t>가온초등학교</w:t>
+        <w:t>경인초등학교</w:t>
       </w:r>
       <w:r>
         <w:t xml:space="preserve"> 5</w:t>
@@ -39017,7 +39023,7 @@
       <w:pPr>
         <w:pStyle w:val="1"/>
       </w:pPr>
-      <w:bookmarkStart w:id="20" w:name="_Toc244050178"/>
+      <w:bookmarkStart w:id="20" w:name="_Toc244052466"/>
       <w:r>
         <w:t>부록</w:t>
       </w:r>
@@ -39984,10 +39990,118 @@
 <file path=word/numbering.xml><?xml version="1.0" encoding="utf-8"?>
 <w:numbering xmlns:wpc="http://schemas.microsoft.com/office/word/2010/wordprocessingCanvas" xmlns:cx="http://schemas.microsoft.com/office/drawing/2014/chartex" xmlns:cx1="http://schemas.microsoft.com/office/drawing/2015/9/8/chartex" xmlns:cx2="http://schemas.microsoft.com/office/drawing/2015/10/21/chartex" xmlns:cx3="http://schemas.microsoft.com/office/drawing/2016/5/9/chartex" xmlns:cx4="http://schemas.microsoft.com/office/drawing/2016/5/10/chartex" xmlns:cx5="http://schemas.microsoft.com/office/drawing/2016/5/11/chartex" xmlns:cx6="http://schemas.microsoft.com/office/drawing/2016/5/12/chartex" xmlns:cx7="http://schemas.microsoft.com/office/drawing/2016/5/13/chartex" xmlns:cx8="http://schemas.microsoft.com/office/drawing/2016/5/14/chartex" xmlns:mc="http://schemas.openxmlformats.org/markup-compatibility/2006" xmlns:aink="http://schemas.microsoft.com/office/drawing/2016/ink" xmlns:am3d="http://schemas.microsoft.com/office/drawing/2017/model3d" xmlns:o="urn:schemas-microsoft-com:office:office" xmlns:oel="http://schemas.microsoft.com/office/2019/extlst" xmlns:r="http://schemas.openxmlformats.org/officeDocument/2006/relationships" xmlns:m="http://schemas.openxmlformats.org/officeDocument/2006/math" xmlns:v="urn:schemas-microsoft-com:vml" xmlns:wp14="http://schemas.microsoft.com/office/word/2010/wordprocessingDrawing" xmlns:wp="http://schemas.openxmlformats.org/drawingml/2006/wordprocessingDrawing" xmlns:w10="urn:schemas-microsoft-com:office:word" xmlns:w="http://schemas.openxmlformats.org/wordprocessingml/2006/main" xmlns:w14="http://schemas.microsoft.com/office/word/2010/wordml" xmlns:w15="http://schemas.microsoft.com/office/word/2012/wordml" xmlns:w16cex="http://schemas.microsoft.com/office/word/2018/wordml/cex" xmlns:w16cid="http://schemas.microsoft.com/office/word/2016/wordml/cid" xmlns:w16="http://schemas.microsoft.com/office/word/2018/wordml" xmlns:w16du="http://schemas.microsoft.com/office/word/2023/wordml/word16du" xmlns:w16sdtdh="http://schemas.microsoft.com/office/word/2020/wordml/sdtdatahash" xmlns:w16sdtfl="http://schemas.microsoft.com/office/word/2024/wordml/sdtformatlock" xmlns:w16se="http://schemas.microsoft.com/office/word/2015/wordml/symex" xmlns:wpg="http://schemas.microsoft.com/office/word/2010/wordprocessingGroup" xmlns:wpi="http://schemas.microsoft.com/office/word/2010/wordprocessingInk" xmlns:wne="http://schemas.microsoft.com/office/word/2006/wordml" xmlns:wps="http://schemas.microsoft.com/office/word/2010/wordprocessingShape" mc:Ignorable="w14 w15 w16se w16cid w16 w16cex w16sdtdh w16sdtfl w16du wp14">
   <w:abstractNum w:abstractNumId="0" w15:restartNumberingAfterBreak="0">
-    <w:nsid w:val="087528FB"/>
+    <w:nsid w:val="30031E6C"/>
     <w:multiLevelType w:val="hybridMultilevel"/>
-    <w:tmpl w:val="EA3C8E4E"/>
-    <w:lvl w:ilvl="0" w:tplc="A85C4B98">
+    <w:tmpl w:val="A02645D6"/>
+    <w:lvl w:ilvl="0" w:tplc="A1524AF4">
+      <w:start w:val="1"/>
+      <w:numFmt w:val="decimal"/>
+      <w:lvlText w:val="%1."/>
+      <w:lvlJc w:val="left"/>
+      <w:pPr>
+        <w:ind w:left="640" w:hanging="360"/>
+      </w:pPr>
+    </w:lvl>
+    <w:lvl w:ilvl="1" w:tplc="C9347818">
+      <w:numFmt w:val="decimal"/>
+      <w:lvlText w:val=""/>
+      <w:lvlJc w:val="left"/>
+    </w:lvl>
+    <w:lvl w:ilvl="2" w:tplc="ACAA95BA">
+      <w:numFmt w:val="decimal"/>
+      <w:lvlText w:val=""/>
+      <w:lvlJc w:val="left"/>
+    </w:lvl>
+    <w:lvl w:ilvl="3" w:tplc="802CADBC">
+      <w:numFmt w:val="decimal"/>
+      <w:lvlText w:val=""/>
+      <w:lvlJc w:val="left"/>
+    </w:lvl>
+    <w:lvl w:ilvl="4" w:tplc="9552FF30">
+      <w:numFmt w:val="decimal"/>
+      <w:lvlText w:val=""/>
+      <w:lvlJc w:val="left"/>
+    </w:lvl>
+    <w:lvl w:ilvl="5" w:tplc="9D183BBE">
+      <w:numFmt w:val="decimal"/>
+      <w:lvlText w:val=""/>
+      <w:lvlJc w:val="left"/>
+    </w:lvl>
+    <w:lvl w:ilvl="6" w:tplc="5B068C26">
+      <w:numFmt w:val="decimal"/>
+      <w:lvlText w:val=""/>
+      <w:lvlJc w:val="left"/>
+    </w:lvl>
+    <w:lvl w:ilvl="7" w:tplc="313E8A06">
+      <w:numFmt w:val="decimal"/>
+      <w:lvlText w:val=""/>
+      <w:lvlJc w:val="left"/>
+    </w:lvl>
+    <w:lvl w:ilvl="8" w:tplc="7D8CC1D6">
+      <w:numFmt w:val="decimal"/>
+      <w:lvlText w:val=""/>
+      <w:lvlJc w:val="left"/>
+    </w:lvl>
+  </w:abstractNum>
+  <w:abstractNum w:abstractNumId="1" w15:restartNumberingAfterBreak="0">
+    <w:nsid w:val="33586254"/>
+    <w:multiLevelType w:val="hybridMultilevel"/>
+    <w:tmpl w:val="EBB4D5D4"/>
+    <w:lvl w:ilvl="0" w:tplc="A7969CF6">
+      <w:start w:val="1"/>
+      <w:numFmt w:val="bullet"/>
+      <w:lvlText w:val="•"/>
+      <w:lvlJc w:val="left"/>
+      <w:pPr>
+        <w:ind w:left="640" w:hanging="320"/>
+      </w:pPr>
+    </w:lvl>
+    <w:lvl w:ilvl="1" w:tplc="34AE594A">
+      <w:numFmt w:val="decimal"/>
+      <w:lvlText w:val=""/>
+      <w:lvlJc w:val="left"/>
+    </w:lvl>
+    <w:lvl w:ilvl="2" w:tplc="F97E1466">
+      <w:numFmt w:val="decimal"/>
+      <w:lvlText w:val=""/>
+      <w:lvlJc w:val="left"/>
+    </w:lvl>
+    <w:lvl w:ilvl="3" w:tplc="14E85FA0">
+      <w:numFmt w:val="decimal"/>
+      <w:lvlText w:val=""/>
+      <w:lvlJc w:val="left"/>
+    </w:lvl>
+    <w:lvl w:ilvl="4" w:tplc="03C85DF8">
+      <w:numFmt w:val="decimal"/>
+      <w:lvlText w:val=""/>
+      <w:lvlJc w:val="left"/>
+    </w:lvl>
+    <w:lvl w:ilvl="5" w:tplc="7C14A252">
+      <w:numFmt w:val="decimal"/>
+      <w:lvlText w:val=""/>
+      <w:lvlJc w:val="left"/>
+    </w:lvl>
+    <w:lvl w:ilvl="6" w:tplc="A1CC9CEC">
+      <w:numFmt w:val="decimal"/>
+      <w:lvlText w:val=""/>
+      <w:lvlJc w:val="left"/>
+    </w:lvl>
+    <w:lvl w:ilvl="7" w:tplc="89027EDC">
+      <w:numFmt w:val="decimal"/>
+      <w:lvlText w:val=""/>
+      <w:lvlJc w:val="left"/>
+    </w:lvl>
+    <w:lvl w:ilvl="8" w:tplc="3386F9EC">
+      <w:numFmt w:val="decimal"/>
+      <w:lvlText w:val=""/>
+      <w:lvlJc w:val="left"/>
+    </w:lvl>
+  </w:abstractNum>
+  <w:abstractNum w:abstractNumId="2" w15:restartNumberingAfterBreak="0">
+    <w:nsid w:val="4AF43F57"/>
+    <w:multiLevelType w:val="hybridMultilevel"/>
+    <w:tmpl w:val="DA102BF2"/>
+    <w:lvl w:ilvl="0" w:tplc="31E45BE6">
       <w:start w:val="1"/>
       <w:numFmt w:val="bullet"/>
       <w:lvlText w:val="●"/>
@@ -39996,7 +40110,7 @@
         <w:ind w:left="720" w:hanging="360"/>
       </w:pPr>
     </w:lvl>
-    <w:lvl w:ilvl="1" w:tplc="8BC81590">
+    <w:lvl w:ilvl="1" w:tplc="E3C0C762">
       <w:start w:val="1"/>
       <w:numFmt w:val="bullet"/>
       <w:lvlText w:val="○"/>
@@ -40005,7 +40119,7 @@
         <w:ind w:left="1440" w:hanging="360"/>
       </w:pPr>
     </w:lvl>
-    <w:lvl w:ilvl="2" w:tplc="8C58B118">
+    <w:lvl w:ilvl="2" w:tplc="839A48E4">
       <w:start w:val="1"/>
       <w:numFmt w:val="bullet"/>
       <w:lvlText w:val="■"/>
@@ -40014,7 +40128,7 @@
         <w:ind w:left="2160" w:hanging="360"/>
       </w:pPr>
     </w:lvl>
-    <w:lvl w:ilvl="3" w:tplc="6BFC3D88">
+    <w:lvl w:ilvl="3" w:tplc="C1BCCE6E">
       <w:start w:val="1"/>
       <w:numFmt w:val="bullet"/>
       <w:lvlText w:val="●"/>
@@ -40023,7 +40137,7 @@
         <w:ind w:left="2880" w:hanging="360"/>
       </w:pPr>
     </w:lvl>
-    <w:lvl w:ilvl="4" w:tplc="F2CAB846">
+    <w:lvl w:ilvl="4" w:tplc="CB088CB6">
       <w:start w:val="1"/>
       <w:numFmt w:val="bullet"/>
       <w:lvlText w:val="○"/>
@@ -40032,7 +40146,7 @@
         <w:ind w:left="3600" w:hanging="360"/>
       </w:pPr>
     </w:lvl>
-    <w:lvl w:ilvl="5" w:tplc="C4A69D58">
+    <w:lvl w:ilvl="5" w:tplc="87728438">
       <w:start w:val="1"/>
       <w:numFmt w:val="bullet"/>
       <w:lvlText w:val="■"/>
@@ -40041,7 +40155,7 @@
         <w:ind w:left="4320" w:hanging="360"/>
       </w:pPr>
     </w:lvl>
-    <w:lvl w:ilvl="6" w:tplc="BB6CBC34">
+    <w:lvl w:ilvl="6" w:tplc="E9F62088">
       <w:start w:val="1"/>
       <w:numFmt w:val="bullet"/>
       <w:lvlText w:val="●"/>
@@ -40050,7 +40164,7 @@
         <w:ind w:left="5040" w:hanging="360"/>
       </w:pPr>
     </w:lvl>
-    <w:lvl w:ilvl="7" w:tplc="900A6EF8">
+    <w:lvl w:ilvl="7" w:tplc="815C41BE">
       <w:start w:val="1"/>
       <w:numFmt w:val="bullet"/>
       <w:lvlText w:val="●"/>
@@ -40059,7 +40173,7 @@
         <w:ind w:left="5760" w:hanging="360"/>
       </w:pPr>
     </w:lvl>
-    <w:lvl w:ilvl="8" w:tplc="B65ED6FC">
+    <w:lvl w:ilvl="8" w:tplc="990018D4">
       <w:start w:val="1"/>
       <w:numFmt w:val="bullet"/>
       <w:lvlText w:val="●"/>
@@ -40069,134 +40183,26 @@
       </w:pPr>
     </w:lvl>
   </w:abstractNum>
-  <w:abstractNum w:abstractNumId="1" w15:restartNumberingAfterBreak="0">
-    <w:nsid w:val="2D2800BB"/>
-    <w:multiLevelType w:val="hybridMultilevel"/>
-    <w:tmpl w:val="5A109240"/>
-    <w:lvl w:ilvl="0" w:tplc="05D8888A">
-      <w:start w:val="1"/>
-      <w:numFmt w:val="decimal"/>
-      <w:lvlText w:val="%1."/>
-      <w:lvlJc w:val="left"/>
-      <w:pPr>
-        <w:ind w:left="640" w:hanging="360"/>
-      </w:pPr>
-    </w:lvl>
-    <w:lvl w:ilvl="1" w:tplc="983CA35E">
-      <w:numFmt w:val="decimal"/>
-      <w:lvlText w:val=""/>
-      <w:lvlJc w:val="left"/>
-    </w:lvl>
-    <w:lvl w:ilvl="2" w:tplc="F4340548">
-      <w:numFmt w:val="decimal"/>
-      <w:lvlText w:val=""/>
-      <w:lvlJc w:val="left"/>
-    </w:lvl>
-    <w:lvl w:ilvl="3" w:tplc="EE84EBEE">
-      <w:numFmt w:val="decimal"/>
-      <w:lvlText w:val=""/>
-      <w:lvlJc w:val="left"/>
-    </w:lvl>
-    <w:lvl w:ilvl="4" w:tplc="912A6D46">
-      <w:numFmt w:val="decimal"/>
-      <w:lvlText w:val=""/>
-      <w:lvlJc w:val="left"/>
-    </w:lvl>
-    <w:lvl w:ilvl="5" w:tplc="B9FA51F6">
-      <w:numFmt w:val="decimal"/>
-      <w:lvlText w:val=""/>
-      <w:lvlJc w:val="left"/>
-    </w:lvl>
-    <w:lvl w:ilvl="6" w:tplc="CD1C258C">
-      <w:numFmt w:val="decimal"/>
-      <w:lvlText w:val=""/>
-      <w:lvlJc w:val="left"/>
-    </w:lvl>
-    <w:lvl w:ilvl="7" w:tplc="B060DAB6">
-      <w:numFmt w:val="decimal"/>
-      <w:lvlText w:val=""/>
-      <w:lvlJc w:val="left"/>
-    </w:lvl>
-    <w:lvl w:ilvl="8" w:tplc="0958BA68">
-      <w:numFmt w:val="decimal"/>
-      <w:lvlText w:val=""/>
-      <w:lvlJc w:val="left"/>
-    </w:lvl>
-  </w:abstractNum>
-  <w:abstractNum w:abstractNumId="2" w15:restartNumberingAfterBreak="0">
-    <w:nsid w:val="30155451"/>
-    <w:multiLevelType w:val="hybridMultilevel"/>
-    <w:tmpl w:val="FF30990E"/>
-    <w:lvl w:ilvl="0" w:tplc="4C7466F4">
-      <w:start w:val="1"/>
-      <w:numFmt w:val="bullet"/>
-      <w:lvlText w:val="•"/>
-      <w:lvlJc w:val="left"/>
-      <w:pPr>
-        <w:ind w:left="640" w:hanging="320"/>
-      </w:pPr>
-    </w:lvl>
-    <w:lvl w:ilvl="1" w:tplc="1512CB3C">
-      <w:numFmt w:val="decimal"/>
-      <w:lvlText w:val=""/>
-      <w:lvlJc w:val="left"/>
-    </w:lvl>
-    <w:lvl w:ilvl="2" w:tplc="692C5C3A">
-      <w:numFmt w:val="decimal"/>
-      <w:lvlText w:val=""/>
-      <w:lvlJc w:val="left"/>
-    </w:lvl>
-    <w:lvl w:ilvl="3" w:tplc="7234BEFA">
-      <w:numFmt w:val="decimal"/>
-      <w:lvlText w:val=""/>
-      <w:lvlJc w:val="left"/>
-    </w:lvl>
-    <w:lvl w:ilvl="4" w:tplc="F1D62AFC">
-      <w:numFmt w:val="decimal"/>
-      <w:lvlText w:val=""/>
-      <w:lvlJc w:val="left"/>
-    </w:lvl>
-    <w:lvl w:ilvl="5" w:tplc="7404251E">
-      <w:numFmt w:val="decimal"/>
-      <w:lvlText w:val=""/>
-      <w:lvlJc w:val="left"/>
-    </w:lvl>
-    <w:lvl w:ilvl="6" w:tplc="47E2199C">
-      <w:numFmt w:val="decimal"/>
-      <w:lvlText w:val=""/>
-      <w:lvlJc w:val="left"/>
-    </w:lvl>
-    <w:lvl w:ilvl="7" w:tplc="CB02C7A0">
-      <w:numFmt w:val="decimal"/>
-      <w:lvlText w:val=""/>
-      <w:lvlJc w:val="left"/>
-    </w:lvl>
-    <w:lvl w:ilvl="8" w:tplc="F3F23DC8">
-      <w:numFmt w:val="decimal"/>
-      <w:lvlText w:val=""/>
-      <w:lvlJc w:val="left"/>
-    </w:lvl>
-  </w:abstractNum>
-  <w:num w:numId="1" w16cid:durableId="1633557116">
+  <w:num w:numId="1" w16cid:durableId="491682032">
+    <w:abstractNumId w:val="2"/>
+    <w:lvlOverride w:ilvl="0">
+      <w:startOverride w:val="1"/>
+    </w:lvlOverride>
+  </w:num>
+  <w:num w:numId="2" w16cid:durableId="1386418301">
+    <w:abstractNumId w:val="1"/>
+    <w:lvlOverride w:ilvl="0">
+      <w:startOverride w:val="1"/>
+    </w:lvlOverride>
+  </w:num>
+  <w:num w:numId="3" w16cid:durableId="1249542017">
     <w:abstractNumId w:val="0"/>
     <w:lvlOverride w:ilvl="0">
       <w:startOverride w:val="1"/>
     </w:lvlOverride>
   </w:num>
-  <w:num w:numId="2" w16cid:durableId="1615363779">
-    <w:abstractNumId w:val="2"/>
-    <w:lvlOverride w:ilvl="0">
-      <w:startOverride w:val="1"/>
-    </w:lvlOverride>
-  </w:num>
-  <w:num w:numId="3" w16cid:durableId="25720807">
-    <w:abstractNumId w:val="1"/>
-    <w:lvlOverride w:ilvl="0">
-      <w:startOverride w:val="1"/>
-    </w:lvlOverride>
-  </w:num>
-  <w:num w:numId="4" w16cid:durableId="1247692735">
-    <w:abstractNumId w:val="1"/>
+  <w:num w:numId="4" w16cid:durableId="785392328">
+    <w:abstractNumId w:val="0"/>
     <w:lvlOverride w:ilvl="0">
       <w:startOverride w:val="1"/>
     </w:lvlOverride>
@@ -40802,7 +40808,7 @@
     <w:autoRedefine/>
     <w:uiPriority w:val="39"/>
     <w:unhideWhenUsed/>
-    <w:rsid w:val="002C3786"/>
+    <w:rsid w:val="000211AA"/>
   </w:style>
   <w:style w:type="paragraph" w:styleId="20">
     <w:name w:val="toc 2"/>
@@ -40811,7 +40817,7 @@
     <w:autoRedefine/>
     <w:uiPriority w:val="39"/>
     <w:unhideWhenUsed/>
-    <w:rsid w:val="002C3786"/>
+    <w:rsid w:val="000211AA"/>
     <w:pPr>
       <w:ind w:leftChars="200" w:left="425"/>
     </w:pPr>
@@ -40822,7 +40828,7 @@
     <w:link w:val="Char0"/>
     <w:uiPriority w:val="99"/>
     <w:unhideWhenUsed/>
-    <w:rsid w:val="002C3786"/>
+    <w:rsid w:val="000211AA"/>
     <w:pPr>
       <w:tabs>
         <w:tab w:val="center" w:pos="4513"/>
@@ -40836,7 +40842,7 @@
     <w:basedOn w:val="a0"/>
     <w:link w:val="a8"/>
     <w:uiPriority w:val="99"/>
-    <w:rsid w:val="002C3786"/>
+    <w:rsid w:val="000211AA"/>
   </w:style>
   <w:style w:type="paragraph" w:styleId="a9">
     <w:name w:val="footer"/>
@@ -40844,7 +40850,7 @@
     <w:link w:val="Char1"/>
     <w:uiPriority w:val="99"/>
     <w:unhideWhenUsed/>
-    <w:rsid w:val="002C3786"/>
+    <w:rsid w:val="000211AA"/>
     <w:pPr>
       <w:tabs>
         <w:tab w:val="center" w:pos="4513"/>
@@ -40858,7 +40864,7 @@
     <w:basedOn w:val="a0"/>
     <w:link w:val="a9"/>
     <w:uiPriority w:val="99"/>
-    <w:rsid w:val="002C3786"/>
+    <w:rsid w:val="000211AA"/>
   </w:style>
 </w:styles>
 </file>
